--- a/Coding 2 - year/Unit 4 - File IO & Data Processing/Daily Lesson Plans/Word/Day 3.docx
+++ b/Coding 2 - year/Unit 4 - File IO & Data Processing/Daily Lesson Plans/Word/Day 3.docx
@@ -50,12 +50,15 @@
               </w:rPr>
               <w:t xml:space="preserve">Coding II — Full Year</w:t>
             </w:r>
-          </w:p>
-          <w:p>
-            <w:pPr>
-              <w:spacing w:before="40"/>
-              <w:jc w:val="center"/>
-            </w:pPr>
+            <w:r>
+              <w:rPr>
+                <w:rFonts w:ascii="Arial" w:cs="Arial" w:eastAsia="Arial" w:hAnsi="Arial"/>
+                <w:sz w:val="16"/>
+                <w:szCs w:val="16"/>
+              </w:rPr>
+              <w:br/>
+              <w:t xml:space="preserve"/>
+            </w:r>
             <w:r>
               <w:rPr>
                 <w:rFonts w:ascii="Arial" w:cs="Arial" w:eastAsia="Arial" w:hAnsi="Arial"/>
@@ -83,7 +86,7 @@
           <w:rFonts w:ascii="Arial" w:cs="Arial" w:eastAsia="Arial" w:hAnsi="Arial"/>
           <w:b/>
           <w:bCs/>
-          <w:color w:val="0D3B1F"/>
+          <w:color w:val="1B7A4A"/>
           <w:sz w:val="32"/>
           <w:szCs w:val="32"/>
         </w:rPr>
@@ -261,9 +264,9 @@
               <w:right w:val="single" w:color="CCCCCC" w:sz="1"/>
             </w:tcBorders>
             <w:tcMar>
-              <w:top w:type="dxa" w:w="60"/>
+              <w:top w:type="dxa" w:w="80"/>
               <w:left w:type="dxa" w:w="120"/>
-              <w:bottom w:type="dxa" w:w="60"/>
+              <w:bottom w:type="dxa" w:w="80"/>
               <w:right w:type="dxa" w:w="120"/>
             </w:tcMar>
           </w:tcPr>
@@ -290,20 +293,213 @@
               <w:right w:val="single" w:color="CCCCCC" w:sz="1"/>
             </w:tcBorders>
             <w:tcMar>
-              <w:top w:type="dxa" w:w="60"/>
+              <w:top w:type="dxa" w:w="80"/>
               <w:left w:type="dxa" w:w="120"/>
-              <w:bottom w:type="dxa" w:w="60"/>
+              <w:bottom w:type="dxa" w:w="80"/>
               <w:right w:type="dxa" w:w="120"/>
             </w:tcMar>
           </w:tcPr>
           <w:p>
-            <w:r>
-              <w:rPr>
-                <w:rFonts w:ascii="Arial" w:cs="Arial" w:eastAsia="Arial" w:hAnsi="Arial"/>
-                <w:sz w:val="20"/>
-                <w:szCs w:val="20"/>
+            <w:pPr>
+              <w:spacing w:after="80" w:before="80"/>
+            </w:pPr>
+            <w:r>
+              <w:rPr>
+                <w:rFonts w:ascii="Arial" w:cs="Arial" w:eastAsia="Arial" w:hAnsi="Arial"/>
+                <w:b/>
+                <w:bCs/>
+                <w:i w:val="false"/>
+                <w:iCs w:val="false"/>
+                <w:color w:val="000000"/>
+                <w:sz w:val="22"/>
+                <w:szCs w:val="22"/>
               </w:rPr>
               <w:t xml:space="preserve">Bell Ringer / Review</w:t>
+            </w:r>
+            <w:r>
+              <w:rPr>
+                <w:rFonts w:ascii="Arial" w:cs="Arial" w:eastAsia="Arial" w:hAnsi="Arial"/>
+                <w:sz w:val="20"/>
+                <w:szCs w:val="20"/>
+              </w:rPr>
+              <w:br/>
+              <w:t xml:space="preserve"/>
+            </w:r>
+            <w:r>
+              <w:rPr>
+                <w:rFonts w:ascii="Arial" w:cs="Arial" w:eastAsia="Arial" w:hAnsi="Arial"/>
+                <w:sz w:val="20"/>
+                <w:szCs w:val="20"/>
+              </w:rPr>
+              <w:br/>
+              <w:t xml:space="preserve"/>
+            </w:r>
+            <w:r>
+              <w:rPr>
+                <w:rFonts w:ascii="Arial" w:cs="Arial" w:eastAsia="Arial" w:hAnsi="Arial"/>
+                <w:b/>
+                <w:bCs/>
+                <w:i w:val="false"/>
+                <w:iCs w:val="false"/>
+                <w:color w:val="000000"/>
+                <w:sz w:val="20"/>
+                <w:szCs w:val="20"/>
+              </w:rPr>
+              <w:t xml:space="preserve">Quick Write </w:t>
+            </w:r>
+            <w:r>
+              <w:rPr>
+                <w:rFonts w:ascii="Arial" w:cs="Arial" w:eastAsia="Arial" w:hAnsi="Arial"/>
+                <w:b w:val="false"/>
+                <w:bCs w:val="false"/>
+                <w:i w:val="false"/>
+                <w:iCs w:val="false"/>
+                <w:color w:val="000000"/>
+                <w:sz w:val="20"/>
+                <w:szCs w:val="20"/>
+              </w:rPr>
+              <w:t xml:space="preserve">(3 min — written or verbal):</w:t>
+            </w:r>
+            <w:r>
+              <w:rPr>
+                <w:rFonts w:ascii="Arial" w:cs="Arial" w:eastAsia="Arial" w:hAnsi="Arial"/>
+                <w:sz w:val="20"/>
+                <w:szCs w:val="20"/>
+              </w:rPr>
+              <w:br/>
+              <w:t xml:space="preserve"/>
+            </w:r>
+            <w:r>
+              <w:rPr>
+                <w:rFonts w:ascii="Arial" w:cs="Arial" w:eastAsia="Arial" w:hAnsi="Arial"/>
+                <w:b w:val="false"/>
+                <w:bCs w:val="false"/>
+                <w:i w:val="false"/>
+                <w:iCs w:val="false"/>
+                <w:color w:val="000000"/>
+                <w:sz w:val="20"/>
+                <w:szCs w:val="20"/>
+              </w:rPr>
+              <w:t xml:space="preserve">    What do you already know about how to write data to files using write() and writelines() methods, and append data without overwriting existing content?</w:t>
+            </w:r>
+            <w:r>
+              <w:rPr>
+                <w:rFonts w:ascii="Arial" w:cs="Arial" w:eastAsia="Arial" w:hAnsi="Arial"/>
+                <w:sz w:val="20"/>
+                <w:szCs w:val="20"/>
+              </w:rPr>
+              <w:br/>
+              <w:t xml:space="preserve"/>
+            </w:r>
+            <w:r>
+              <w:rPr>
+                <w:rFonts w:ascii="Arial" w:cs="Arial" w:eastAsia="Arial" w:hAnsi="Arial"/>
+                <w:sz w:val="20"/>
+                <w:szCs w:val="20"/>
+              </w:rPr>
+              <w:br/>
+              <w:t xml:space="preserve"/>
+            </w:r>
+            <w:r>
+              <w:rPr>
+                <w:rFonts w:ascii="Arial" w:cs="Arial" w:eastAsia="Arial" w:hAnsi="Arial"/>
+                <w:b/>
+                <w:bCs/>
+                <w:i w:val="false"/>
+                <w:iCs w:val="false"/>
+                <w:color w:val="000000"/>
+                <w:sz w:val="20"/>
+                <w:szCs w:val="20"/>
+              </w:rPr>
+              <w:t xml:space="preserve">Vocabulary Preview — </w:t>
+            </w:r>
+            <w:r>
+              <w:rPr>
+                <w:rFonts w:ascii="Arial" w:cs="Arial" w:eastAsia="Arial" w:hAnsi="Arial"/>
+                <w:b w:val="false"/>
+                <w:bCs w:val="false"/>
+                <w:i w:val="false"/>
+                <w:iCs w:val="false"/>
+                <w:color w:val="000000"/>
+                <w:sz w:val="20"/>
+                <w:szCs w:val="20"/>
+              </w:rPr>
+              <w:t xml:space="preserve">terms we'll use today:</w:t>
+            </w:r>
+            <w:r>
+              <w:rPr>
+                <w:rFonts w:ascii="Arial" w:cs="Arial" w:eastAsia="Arial" w:hAnsi="Arial"/>
+                <w:sz w:val="20"/>
+                <w:szCs w:val="20"/>
+              </w:rPr>
+              <w:br/>
+              <w:t xml:space="preserve"/>
+            </w:r>
+            <w:r>
+              <w:rPr>
+                <w:rFonts w:ascii="Arial" w:cs="Arial" w:eastAsia="Arial" w:hAnsi="Arial"/>
+                <w:b w:val="false"/>
+                <w:bCs w:val="false"/>
+                <w:i w:val="false"/>
+                <w:iCs w:val="false"/>
+                <w:color w:val="000000"/>
+                <w:sz w:val="20"/>
+                <w:szCs w:val="20"/>
+              </w:rPr>
+              <w:t xml:space="preserve">    • write() method   •   writelines() method   •   Write mode (`'w'`)   •   Append mode (`'a'`)   •   Flushing   •   Return value</w:t>
+            </w:r>
+            <w:r>
+              <w:rPr>
+                <w:rFonts w:ascii="Arial" w:cs="Arial" w:eastAsia="Arial" w:hAnsi="Arial"/>
+                <w:sz w:val="20"/>
+                <w:szCs w:val="20"/>
+              </w:rPr>
+              <w:br/>
+              <w:t xml:space="preserve"/>
+            </w:r>
+            <w:r>
+              <w:rPr>
+                <w:rFonts w:ascii="Arial" w:cs="Arial" w:eastAsia="Arial" w:hAnsi="Arial"/>
+                <w:sz w:val="20"/>
+                <w:szCs w:val="20"/>
+              </w:rPr>
+              <w:br/>
+              <w:t xml:space="preserve"/>
+            </w:r>
+            <w:r>
+              <w:rPr>
+                <w:rFonts w:ascii="Arial" w:cs="Arial" w:eastAsia="Arial" w:hAnsi="Arial"/>
+                <w:b w:val="false"/>
+                <w:bCs w:val="false"/>
+                <w:i/>
+                <w:iCs/>
+                <w:color w:val="444444"/>
+                <w:sz w:val="20"/>
+                <w:szCs w:val="20"/>
+              </w:rPr>
+              <w:t xml:space="preserve">Today's Goal: By the end of class you will be able to write data to files using write() and writelines() methods, and append data without overwriting existing content.</w:t>
+            </w:r>
+            <w:r>
+              <w:rPr>
+                <w:rFonts w:ascii="Arial" w:cs="Arial" w:eastAsia="Arial" w:hAnsi="Arial"/>
+                <w:sz w:val="20"/>
+                <w:szCs w:val="20"/>
+              </w:rPr>
+              <w:br/>
+              <w:t xml:space="preserve"/>
+            </w:r>
+            <w:r>
+              <w:rPr>
+                <w:rFonts w:ascii="Arial" w:cs="Arial" w:eastAsia="Arial" w:hAnsi="Arial"/>
+                <w:b w:val="false"/>
+                <w:bCs w:val="false"/>
+                <w:i/>
+                <w:iCs/>
+                <w:color w:val="555555"/>
+                <w:sz w:val="20"/>
+                <w:szCs w:val="20"/>
+              </w:rPr>
+              <w:t xml:space="preserve">→ Pair-share your response, then 2–3 students share with the class.</w:t>
             </w:r>
           </w:p>
         </w:tc>
@@ -319,9 +515,9 @@
               <w:right w:val="single" w:color="CCCCCC" w:sz="1"/>
             </w:tcBorders>
             <w:tcMar>
-              <w:top w:type="dxa" w:w="60"/>
+              <w:top w:type="dxa" w:w="80"/>
               <w:left w:type="dxa" w:w="120"/>
-              <w:bottom w:type="dxa" w:w="60"/>
+              <w:bottom w:type="dxa" w:w="80"/>
               <w:right w:type="dxa" w:w="120"/>
             </w:tcMar>
           </w:tcPr>
@@ -348,20 +544,261 @@
               <w:right w:val="single" w:color="CCCCCC" w:sz="1"/>
             </w:tcBorders>
             <w:tcMar>
-              <w:top w:type="dxa" w:w="60"/>
+              <w:top w:type="dxa" w:w="80"/>
               <w:left w:type="dxa" w:w="120"/>
-              <w:bottom w:type="dxa" w:w="60"/>
+              <w:bottom w:type="dxa" w:w="80"/>
               <w:right w:type="dxa" w:w="120"/>
             </w:tcMar>
           </w:tcPr>
           <w:p>
-            <w:r>
-              <w:rPr>
-                <w:rFonts w:ascii="Arial" w:cs="Arial" w:eastAsia="Arial" w:hAnsi="Arial"/>
-                <w:sz w:val="20"/>
-                <w:szCs w:val="20"/>
-              </w:rPr>
-              <w:t xml:space="preserve">Mini Lesson: File Writing — write(), writelines(), append Mode</w:t>
+            <w:pPr>
+              <w:spacing w:after="80" w:before="80"/>
+            </w:pPr>
+            <w:r>
+              <w:rPr>
+                <w:rFonts w:ascii="Arial" w:cs="Arial" w:eastAsia="Arial" w:hAnsi="Arial"/>
+                <w:b/>
+                <w:bCs/>
+                <w:i w:val="false"/>
+                <w:iCs w:val="false"/>
+                <w:color w:val="000000"/>
+                <w:sz w:val="22"/>
+                <w:szCs w:val="22"/>
+              </w:rPr>
+              <w:t xml:space="preserve">Mini Lesson: </w:t>
+            </w:r>
+            <w:r>
+              <w:rPr>
+                <w:rFonts w:ascii="Arial" w:cs="Arial" w:eastAsia="Arial" w:hAnsi="Arial"/>
+                <w:b w:val="false"/>
+                <w:bCs w:val="false"/>
+                <w:i w:val="false"/>
+                <w:iCs w:val="false"/>
+                <w:color w:val="000000"/>
+                <w:sz w:val="22"/>
+                <w:szCs w:val="22"/>
+              </w:rPr>
+              <w:t xml:space="preserve">File Writing — write(), writelines(), append Mode</w:t>
+            </w:r>
+            <w:r>
+              <w:rPr>
+                <w:rFonts w:ascii="Arial" w:cs="Arial" w:eastAsia="Arial" w:hAnsi="Arial"/>
+                <w:sz w:val="20"/>
+                <w:szCs w:val="20"/>
+              </w:rPr>
+              <w:br/>
+              <w:t xml:space="preserve"/>
+            </w:r>
+            <w:r>
+              <w:rPr>
+                <w:rFonts w:ascii="Arial" w:cs="Arial" w:eastAsia="Arial" w:hAnsi="Arial"/>
+                <w:sz w:val="20"/>
+                <w:szCs w:val="20"/>
+              </w:rPr>
+              <w:br/>
+              <w:t xml:space="preserve"/>
+            </w:r>
+            <w:r>
+              <w:rPr>
+                <w:rFonts w:ascii="Arial" w:cs="Arial" w:eastAsia="Arial" w:hAnsi="Arial"/>
+                <w:b/>
+                <w:bCs/>
+                <w:i/>
+                <w:iCs/>
+                <w:color w:val="000000"/>
+                <w:sz w:val="20"/>
+                <w:szCs w:val="20"/>
+              </w:rPr>
+              <w:t xml:space="preserve">Learning Target: </w:t>
+            </w:r>
+            <w:r>
+              <w:rPr>
+                <w:rFonts w:ascii="Arial" w:cs="Arial" w:eastAsia="Arial" w:hAnsi="Arial"/>
+                <w:b w:val="false"/>
+                <w:bCs w:val="false"/>
+                <w:i/>
+                <w:iCs/>
+                <w:color w:val="333333"/>
+                <w:sz w:val="20"/>
+                <w:szCs w:val="20"/>
+              </w:rPr>
+              <w:t xml:space="preserve">I can write data to files using write() and writelines() methods, and append data without overwriting existing content.</w:t>
+            </w:r>
+            <w:r>
+              <w:rPr>
+                <w:rFonts w:ascii="Arial" w:cs="Arial" w:eastAsia="Arial" w:hAnsi="Arial"/>
+                <w:sz w:val="20"/>
+                <w:szCs w:val="20"/>
+              </w:rPr>
+              <w:br/>
+              <w:t xml:space="preserve"/>
+            </w:r>
+            <w:r>
+              <w:rPr>
+                <w:rFonts w:ascii="Arial" w:cs="Arial" w:eastAsia="Arial" w:hAnsi="Arial"/>
+                <w:sz w:val="20"/>
+                <w:szCs w:val="20"/>
+              </w:rPr>
+              <w:br/>
+              <w:t xml:space="preserve"/>
+            </w:r>
+            <w:r>
+              <w:rPr>
+                <w:rFonts w:ascii="Arial" w:cs="Arial" w:eastAsia="Arial" w:hAnsi="Arial"/>
+                <w:b w:val="false"/>
+                <w:bCs w:val="false"/>
+                <w:i w:val="false"/>
+                <w:iCs w:val="false"/>
+                <w:color w:val="000000"/>
+                <w:sz w:val="20"/>
+                <w:szCs w:val="20"/>
+              </w:rPr>
+              <w:t xml:space="preserve">write() method: Writes a string to the file. Does not add newlines automatically. Returns the number of characters written.</w:t>
+            </w:r>
+            <w:r>
+              <w:rPr>
+                <w:rFonts w:ascii="Arial" w:cs="Arial" w:eastAsia="Arial" w:hAnsi="Arial"/>
+                <w:sz w:val="20"/>
+                <w:szCs w:val="20"/>
+              </w:rPr>
+              <w:br/>
+              <w:t xml:space="preserve"/>
+            </w:r>
+            <w:r>
+              <w:rPr>
+                <w:rFonts w:ascii="Arial" w:cs="Arial" w:eastAsia="Arial" w:hAnsi="Arial"/>
+                <w:b w:val="false"/>
+                <w:bCs w:val="false"/>
+                <w:i w:val="false"/>
+                <w:iCs w:val="false"/>
+                <w:color w:val="000000"/>
+                <w:sz w:val="20"/>
+                <w:szCs w:val="20"/>
+              </w:rPr>
+              <w:t xml:space="preserve">writelines() method: Writes a list of strings to the file. Does not add newlines between elements.</w:t>
+            </w:r>
+            <w:r>
+              <w:rPr>
+                <w:rFonts w:ascii="Arial" w:cs="Arial" w:eastAsia="Arial" w:hAnsi="Arial"/>
+                <w:sz w:val="20"/>
+                <w:szCs w:val="20"/>
+              </w:rPr>
+              <w:br/>
+              <w:t xml:space="preserve"/>
+            </w:r>
+            <w:r>
+              <w:rPr>
+                <w:rFonts w:ascii="Arial" w:cs="Arial" w:eastAsia="Arial" w:hAnsi="Arial"/>
+                <w:sz w:val="20"/>
+                <w:szCs w:val="20"/>
+              </w:rPr>
+              <w:br/>
+              <w:t xml:space="preserve"/>
+            </w:r>
+            <w:r>
+              <w:rPr>
+                <w:rFonts w:ascii="Arial" w:cs="Arial" w:eastAsia="Arial" w:hAnsi="Arial"/>
+                <w:b/>
+                <w:bCs/>
+                <w:i w:val="false"/>
+                <w:iCs w:val="false"/>
+                <w:color w:val="000000"/>
+                <w:sz w:val="20"/>
+                <w:szCs w:val="20"/>
+              </w:rPr>
+              <w:t xml:space="preserve">Vocabulary: </w:t>
+            </w:r>
+            <w:r>
+              <w:rPr>
+                <w:rFonts w:ascii="Arial" w:cs="Arial" w:eastAsia="Arial" w:hAnsi="Arial"/>
+                <w:b w:val="false"/>
+                <w:bCs w:val="false"/>
+                <w:i w:val="false"/>
+                <w:iCs w:val="false"/>
+                <w:color w:val="000000"/>
+                <w:sz w:val="20"/>
+                <w:szCs w:val="20"/>
+              </w:rPr>
+              <w:t xml:space="preserve">write() method, writelines() method, Write mode (`'w'`), Append mode (`'a'`), Flushing, Return value</w:t>
+            </w:r>
+            <w:r>
+              <w:rPr>
+                <w:rFonts w:ascii="Arial" w:cs="Arial" w:eastAsia="Arial" w:hAnsi="Arial"/>
+                <w:sz w:val="20"/>
+                <w:szCs w:val="20"/>
+              </w:rPr>
+              <w:br/>
+              <w:t xml:space="preserve"/>
+            </w:r>
+            <w:r>
+              <w:rPr>
+                <w:rFonts w:ascii="Arial" w:cs="Arial" w:eastAsia="Arial" w:hAnsi="Arial"/>
+                <w:sz w:val="20"/>
+                <w:szCs w:val="20"/>
+              </w:rPr>
+              <w:br/>
+              <w:t xml:space="preserve"/>
+            </w:r>
+            <w:r>
+              <w:rPr>
+                <w:rFonts w:ascii="Arial" w:cs="Arial" w:eastAsia="Arial" w:hAnsi="Arial"/>
+                <w:b/>
+                <w:bCs/>
+                <w:i/>
+                <w:iCs/>
+                <w:color w:val="555555"/>
+                <w:sz w:val="20"/>
+                <w:szCs w:val="20"/>
+              </w:rPr>
+              <w:t xml:space="preserve">→ Live Demo — </w:t>
+            </w:r>
+            <w:r>
+              <w:rPr>
+                <w:rFonts w:ascii="Arial" w:cs="Arial" w:eastAsia="Arial" w:hAnsi="Arial"/>
+                <w:b w:val="false"/>
+                <w:bCs w:val="false"/>
+                <w:i/>
+                <w:iCs/>
+                <w:color w:val="555555"/>
+                <w:sz w:val="20"/>
+                <w:szCs w:val="20"/>
+              </w:rPr>
+              <w:t xml:space="preserve">type examples as students follow along in their own editor.</w:t>
+            </w:r>
+            <w:r>
+              <w:rPr>
+                <w:rFonts w:ascii="Arial" w:cs="Arial" w:eastAsia="Arial" w:hAnsi="Arial"/>
+                <w:sz w:val="20"/>
+                <w:szCs w:val="20"/>
+              </w:rPr>
+              <w:br/>
+              <w:t xml:space="preserve"/>
+            </w:r>
+            <w:r>
+              <w:rPr>
+                <w:rFonts w:ascii="Arial" w:cs="Arial" w:eastAsia="Arial" w:hAnsi="Arial"/>
+                <w:b/>
+                <w:bCs/>
+                <w:i/>
+                <w:iCs/>
+                <w:color w:val="555555"/>
+                <w:sz w:val="20"/>
+                <w:szCs w:val="20"/>
+              </w:rPr>
+              <w:t xml:space="preserve">→ Check for Understanding: </w:t>
+            </w:r>
+            <w:r>
+              <w:rPr>
+                <w:rFonts w:ascii="Arial" w:cs="Arial" w:eastAsia="Arial" w:hAnsi="Arial"/>
+                <w:b w:val="false"/>
+                <w:bCs w:val="false"/>
+                <w:i/>
+                <w:iCs/>
+                <w:color w:val="555555"/>
+                <w:sz w:val="20"/>
+                <w:szCs w:val="20"/>
+              </w:rPr>
+              <w:t xml:space="preserve">pause and cold-call: “Can someone explain what we just did in their own words?”</w:t>
             </w:r>
           </w:p>
         </w:tc>
@@ -377,9 +814,9 @@
               <w:right w:val="single" w:color="CCCCCC" w:sz="1"/>
             </w:tcBorders>
             <w:tcMar>
-              <w:top w:type="dxa" w:w="60"/>
+              <w:top w:type="dxa" w:w="80"/>
               <w:left w:type="dxa" w:w="120"/>
-              <w:bottom w:type="dxa" w:w="60"/>
+              <w:bottom w:type="dxa" w:w="80"/>
               <w:right w:type="dxa" w:w="120"/>
             </w:tcMar>
           </w:tcPr>
@@ -406,20 +843,90 @@
               <w:right w:val="single" w:color="CCCCCC" w:sz="1"/>
             </w:tcBorders>
             <w:tcMar>
-              <w:top w:type="dxa" w:w="60"/>
+              <w:top w:type="dxa" w:w="80"/>
               <w:left w:type="dxa" w:w="120"/>
-              <w:bottom w:type="dxa" w:w="60"/>
+              <w:bottom w:type="dxa" w:w="80"/>
               <w:right w:type="dxa" w:w="120"/>
             </w:tcMar>
           </w:tcPr>
           <w:p>
-            <w:r>
-              <w:rPr>
-                <w:rFonts w:ascii="Arial" w:cs="Arial" w:eastAsia="Arial" w:hAnsi="Arial"/>
-                <w:sz w:val="20"/>
-                <w:szCs w:val="20"/>
+            <w:pPr>
+              <w:spacing w:after="80" w:before="80"/>
+            </w:pPr>
+            <w:r>
+              <w:rPr>
+                <w:rFonts w:ascii="Arial" w:cs="Arial" w:eastAsia="Arial" w:hAnsi="Arial"/>
+                <w:b/>
+                <w:bCs/>
+                <w:i w:val="false"/>
+                <w:iCs w:val="false"/>
+                <w:color w:val="000000"/>
+                <w:sz w:val="22"/>
+                <w:szCs w:val="22"/>
               </w:rPr>
               <w:t xml:space="preserve">Guided Practice</w:t>
+            </w:r>
+            <w:r>
+              <w:rPr>
+                <w:rFonts w:ascii="Arial" w:cs="Arial" w:eastAsia="Arial" w:hAnsi="Arial"/>
+                <w:sz w:val="20"/>
+                <w:szCs w:val="20"/>
+              </w:rPr>
+              <w:br/>
+              <w:t xml:space="preserve"/>
+            </w:r>
+            <w:r>
+              <w:rPr>
+                <w:rFonts w:ascii="Arial" w:cs="Arial" w:eastAsia="Arial" w:hAnsi="Arial"/>
+                <w:sz w:val="20"/>
+                <w:szCs w:val="20"/>
+              </w:rPr>
+              <w:br/>
+              <w:t xml:space="preserve"/>
+            </w:r>
+            <w:r>
+              <w:rPr>
+                <w:rFonts w:ascii="Arial" w:cs="Arial" w:eastAsia="Arial" w:hAnsi="Arial"/>
+                <w:b w:val="false"/>
+                <w:bCs w:val="false"/>
+                <w:i w:val="false"/>
+                <w:iCs w:val="false"/>
+                <w:color w:val="000000"/>
+                <w:sz w:val="20"/>
+                <w:szCs w:val="20"/>
+              </w:rPr>
+              <w:t xml:space="preserve">Activity: Log File Creator</w:t>
+            </w:r>
+            <w:r>
+              <w:rPr>
+                <w:rFonts w:ascii="Arial" w:cs="Arial" w:eastAsia="Arial" w:hAnsi="Arial"/>
+                <w:sz w:val="20"/>
+                <w:szCs w:val="20"/>
+              </w:rPr>
+              <w:br/>
+              <w:t xml:space="preserve"/>
+            </w:r>
+            <w:r>
+              <w:rPr>
+                <w:rFonts w:ascii="Arial" w:cs="Arial" w:eastAsia="Arial" w:hAnsi="Arial"/>
+                <w:sz w:val="20"/>
+                <w:szCs w:val="20"/>
+              </w:rPr>
+              <w:br/>
+              <w:t xml:space="preserve"/>
+            </w:r>
+            <w:r>
+              <w:rPr>
+                <w:rFonts w:ascii="Arial" w:cs="Arial" w:eastAsia="Arial" w:hAnsi="Arial"/>
+                <w:b w:val="false"/>
+                <w:bCs w:val="false"/>
+                <w:i/>
+                <w:iCs/>
+                <w:color w:val="555555"/>
+                <w:sz w:val="20"/>
+                <w:szCs w:val="20"/>
+              </w:rPr>
+              <w:t xml:space="preserve">→ Teacher models — students try alongside, then compare results.</w:t>
             </w:r>
           </w:p>
         </w:tc>
@@ -435,9 +942,9 @@
               <w:right w:val="single" w:color="CCCCCC" w:sz="1"/>
             </w:tcBorders>
             <w:tcMar>
-              <w:top w:type="dxa" w:w="60"/>
+              <w:top w:type="dxa" w:w="80"/>
               <w:left w:type="dxa" w:w="120"/>
-              <w:bottom w:type="dxa" w:w="60"/>
+              <w:bottom w:type="dxa" w:w="80"/>
               <w:right w:type="dxa" w:w="120"/>
             </w:tcMar>
           </w:tcPr>
@@ -450,7 +957,7 @@
                 <w:sz w:val="20"/>
                 <w:szCs w:val="20"/>
               </w:rPr>
-              <w:t xml:space="preserve">15-20 min</w:t>
+              <w:t xml:space="preserve">15–20 min</w:t>
             </w:r>
           </w:p>
         </w:tc>
@@ -464,20 +971,164 @@
               <w:right w:val="single" w:color="CCCCCC" w:sz="1"/>
             </w:tcBorders>
             <w:tcMar>
-              <w:top w:type="dxa" w:w="60"/>
+              <w:top w:type="dxa" w:w="80"/>
               <w:left w:type="dxa" w:w="120"/>
-              <w:bottom w:type="dxa" w:w="60"/>
+              <w:bottom w:type="dxa" w:w="80"/>
               <w:right w:type="dxa" w:w="120"/>
             </w:tcMar>
           </w:tcPr>
           <w:p>
-            <w:r>
-              <w:rPr>
-                <w:rFonts w:ascii="Arial" w:cs="Arial" w:eastAsia="Arial" w:hAnsi="Arial"/>
-                <w:sz w:val="20"/>
-                <w:szCs w:val="20"/>
+            <w:pPr>
+              <w:spacing w:after="80" w:before="80"/>
+            </w:pPr>
+            <w:r>
+              <w:rPr>
+                <w:rFonts w:ascii="Arial" w:cs="Arial" w:eastAsia="Arial" w:hAnsi="Arial"/>
+                <w:b/>
+                <w:bCs/>
+                <w:i w:val="false"/>
+                <w:iCs w:val="false"/>
+                <w:color w:val="000000"/>
+                <w:sz w:val="22"/>
+                <w:szCs w:val="22"/>
               </w:rPr>
               <w:t xml:space="preserve">Independent Practice / Code Along</w:t>
+            </w:r>
+            <w:r>
+              <w:rPr>
+                <w:rFonts w:ascii="Arial" w:cs="Arial" w:eastAsia="Arial" w:hAnsi="Arial"/>
+                <w:sz w:val="20"/>
+                <w:szCs w:val="20"/>
+              </w:rPr>
+              <w:br/>
+              <w:t xml:space="preserve"/>
+            </w:r>
+            <w:r>
+              <w:rPr>
+                <w:rFonts w:ascii="Arial" w:cs="Arial" w:eastAsia="Arial" w:hAnsi="Arial"/>
+                <w:b/>
+                <w:bCs/>
+                <w:i w:val="false"/>
+                <w:iCs w:val="false"/>
+                <w:color w:val="000000"/>
+                <w:sz w:val="20"/>
+                <w:szCs w:val="20"/>
+              </w:rPr>
+              <w:t xml:space="preserve">    Beginner: </w:t>
+            </w:r>
+            <w:r>
+              <w:rPr>
+                <w:rFonts w:ascii="Arial" w:cs="Arial" w:eastAsia="Arial" w:hAnsi="Arial"/>
+                <w:b w:val="false"/>
+                <w:bCs w:val="false"/>
+                <w:i w:val="false"/>
+                <w:iCs w:val="false"/>
+                <w:color w:val="000000"/>
+                <w:sz w:val="20"/>
+                <w:szCs w:val="20"/>
+              </w:rPr>
+              <w:t xml:space="preserve">Write a program that creates a file called greetings.txt and writes three different greeting messages to it, each on a new line.</w:t>
+            </w:r>
+            <w:r>
+              <w:rPr>
+                <w:rFonts w:ascii="Arial" w:cs="Arial" w:eastAsia="Arial" w:hAnsi="Arial"/>
+                <w:sz w:val="20"/>
+                <w:szCs w:val="20"/>
+              </w:rPr>
+              <w:br/>
+              <w:t xml:space="preserve"/>
+            </w:r>
+            <w:r>
+              <w:rPr>
+                <w:rFonts w:ascii="Arial" w:cs="Arial" w:eastAsia="Arial" w:hAnsi="Arial"/>
+                <w:b/>
+                <w:bCs/>
+                <w:i w:val="false"/>
+                <w:iCs w:val="false"/>
+                <w:color w:val="000000"/>
+                <w:sz w:val="20"/>
+                <w:szCs w:val="20"/>
+              </w:rPr>
+              <w:t xml:space="preserve">    Intermediate: </w:t>
+            </w:r>
+            <w:r>
+              <w:rPr>
+                <w:rFonts w:ascii="Arial" w:cs="Arial" w:eastAsia="Arial" w:hAnsi="Arial"/>
+                <w:b w:val="false"/>
+                <w:bCs w:val="false"/>
+                <w:i w:val="false"/>
+                <w:iCs w:val="false"/>
+                <w:color w:val="000000"/>
+                <w:sz w:val="20"/>
+                <w:szCs w:val="20"/>
+              </w:rPr>
+              <w:t xml:space="preserve">Write a program that reads numbers from a list, calculates their squares, and writes the results to a file called squares.txt in the format…</w:t>
+            </w:r>
+            <w:r>
+              <w:rPr>
+                <w:rFonts w:ascii="Arial" w:cs="Arial" w:eastAsia="Arial" w:hAnsi="Arial"/>
+                <w:sz w:val="20"/>
+                <w:szCs w:val="20"/>
+              </w:rPr>
+              <w:br/>
+              <w:t xml:space="preserve"/>
+            </w:r>
+            <w:r>
+              <w:rPr>
+                <w:rFonts w:ascii="Arial" w:cs="Arial" w:eastAsia="Arial" w:hAnsi="Arial"/>
+                <w:b/>
+                <w:bCs/>
+                <w:i w:val="false"/>
+                <w:iCs w:val="false"/>
+                <w:color w:val="000000"/>
+                <w:sz w:val="20"/>
+                <w:szCs w:val="20"/>
+              </w:rPr>
+              <w:t xml:space="preserve">    Challenge: </w:t>
+            </w:r>
+            <w:r>
+              <w:rPr>
+                <w:rFonts w:ascii="Arial" w:cs="Arial" w:eastAsia="Arial" w:hAnsi="Arial"/>
+                <w:b w:val="false"/>
+                <w:bCs w:val="false"/>
+                <w:i w:val="false"/>
+                <w:iCs w:val="false"/>
+                <w:color w:val="000000"/>
+                <w:sz w:val="20"/>
+                <w:szCs w:val="20"/>
+              </w:rPr>
+              <w:t xml:space="preserve">Write a program that creates a CSV file called students.csv with columns for Name, Grade, and Score. Write 5 student records to the file usi…</w:t>
+            </w:r>
+            <w:r>
+              <w:rPr>
+                <w:rFonts w:ascii="Arial" w:cs="Arial" w:eastAsia="Arial" w:hAnsi="Arial"/>
+                <w:sz w:val="20"/>
+                <w:szCs w:val="20"/>
+              </w:rPr>
+              <w:br/>
+              <w:t xml:space="preserve"/>
+            </w:r>
+            <w:r>
+              <w:rPr>
+                <w:rFonts w:ascii="Arial" w:cs="Arial" w:eastAsia="Arial" w:hAnsi="Arial"/>
+                <w:sz w:val="20"/>
+                <w:szCs w:val="20"/>
+              </w:rPr>
+              <w:br/>
+              <w:t xml:space="preserve"/>
+            </w:r>
+            <w:r>
+              <w:rPr>
+                <w:rFonts w:ascii="Arial" w:cs="Arial" w:eastAsia="Arial" w:hAnsi="Arial"/>
+                <w:b w:val="false"/>
+                <w:bCs w:val="false"/>
+                <w:i/>
+                <w:iCs/>
+                <w:color w:val="555555"/>
+                <w:sz w:val="20"/>
+                <w:szCs w:val="20"/>
+              </w:rPr>
+              <w:t xml:space="preserve">→ Teacher circulates — offer hints, check for understanding.</w:t>
             </w:r>
           </w:p>
         </w:tc>
@@ -493,9 +1144,9 @@
               <w:right w:val="single" w:color="CCCCCC" w:sz="1"/>
             </w:tcBorders>
             <w:tcMar>
-              <w:top w:type="dxa" w:w="60"/>
+              <w:top w:type="dxa" w:w="80"/>
               <w:left w:type="dxa" w:w="120"/>
-              <w:bottom w:type="dxa" w:w="60"/>
+              <w:bottom w:type="dxa" w:w="80"/>
               <w:right w:type="dxa" w:w="120"/>
             </w:tcMar>
           </w:tcPr>
@@ -522,20 +1173,90 @@
               <w:right w:val="single" w:color="CCCCCC" w:sz="1"/>
             </w:tcBorders>
             <w:tcMar>
-              <w:top w:type="dxa" w:w="60"/>
+              <w:top w:type="dxa" w:w="80"/>
               <w:left w:type="dxa" w:w="120"/>
-              <w:bottom w:type="dxa" w:w="60"/>
+              <w:bottom w:type="dxa" w:w="80"/>
               <w:right w:type="dxa" w:w="120"/>
             </w:tcMar>
           </w:tcPr>
           <w:p>
-            <w:r>
-              <w:rPr>
-                <w:rFonts w:ascii="Arial" w:cs="Arial" w:eastAsia="Arial" w:hAnsi="Arial"/>
-                <w:sz w:val="20"/>
-                <w:szCs w:val="20"/>
+            <w:pPr>
+              <w:spacing w:after="80" w:before="80"/>
+            </w:pPr>
+            <w:r>
+              <w:rPr>
+                <w:rFonts w:ascii="Arial" w:cs="Arial" w:eastAsia="Arial" w:hAnsi="Arial"/>
+                <w:b/>
+                <w:bCs/>
+                <w:i w:val="false"/>
+                <w:iCs w:val="false"/>
+                <w:color w:val="000000"/>
+                <w:sz w:val="22"/>
+                <w:szCs w:val="22"/>
               </w:rPr>
               <w:t xml:space="preserve">Exit Ticket / Wrap-Up</w:t>
+            </w:r>
+            <w:r>
+              <w:rPr>
+                <w:rFonts w:ascii="Arial" w:cs="Arial" w:eastAsia="Arial" w:hAnsi="Arial"/>
+                <w:sz w:val="20"/>
+                <w:szCs w:val="20"/>
+              </w:rPr>
+              <w:br/>
+              <w:t xml:space="preserve"/>
+            </w:r>
+            <w:r>
+              <w:rPr>
+                <w:rFonts w:ascii="Arial" w:cs="Arial" w:eastAsia="Arial" w:hAnsi="Arial"/>
+                <w:sz w:val="20"/>
+                <w:szCs w:val="20"/>
+              </w:rPr>
+              <w:br/>
+              <w:t xml:space="preserve"/>
+            </w:r>
+            <w:r>
+              <w:rPr>
+                <w:rFonts w:ascii="Arial" w:cs="Arial" w:eastAsia="Arial" w:hAnsi="Arial"/>
+                <w:b w:val="false"/>
+                <w:bCs w:val="false"/>
+                <w:i w:val="false"/>
+                <w:iCs w:val="false"/>
+                <w:color w:val="000000"/>
+                <w:sz w:val="20"/>
+                <w:szCs w:val="20"/>
+              </w:rPr>
+              <w:t xml:space="preserve">Quick Check: Write data to files using write() and writelines() methods, and append data without overwriting existing content?</w:t>
+            </w:r>
+            <w:r>
+              <w:rPr>
+                <w:rFonts w:ascii="Arial" w:cs="Arial" w:eastAsia="Arial" w:hAnsi="Arial"/>
+                <w:sz w:val="20"/>
+                <w:szCs w:val="20"/>
+              </w:rPr>
+              <w:br/>
+              <w:t xml:space="preserve"/>
+            </w:r>
+            <w:r>
+              <w:rPr>
+                <w:rFonts w:ascii="Arial" w:cs="Arial" w:eastAsia="Arial" w:hAnsi="Arial"/>
+                <w:sz w:val="20"/>
+                <w:szCs w:val="20"/>
+              </w:rPr>
+              <w:br/>
+              <w:t xml:space="preserve"/>
+            </w:r>
+            <w:r>
+              <w:rPr>
+                <w:rFonts w:ascii="Arial" w:cs="Arial" w:eastAsia="Arial" w:hAnsi="Arial"/>
+                <w:b w:val="false"/>
+                <w:bCs w:val="false"/>
+                <w:i/>
+                <w:iCs/>
+                <w:color w:val="555555"/>
+                <w:sz w:val="20"/>
+                <w:szCs w:val="20"/>
+              </w:rPr>
+              <w:t xml:space="preserve">→ 3–2–1: Name 3 things learned, 2 new vocab words, 1 question you still have.</w:t>
             </w:r>
           </w:p>
         </w:tc>
@@ -710,19 +1431,6 @@
                 <w:sz w:val="18"/>
                 <w:szCs w:val="18"/>
               </w:rPr>
-              <w:t xml:space="preserve"># Example 1: Writing a single string</w:t>
-            </w:r>
-          </w:p>
-          <w:p>
-            <w:pPr>
-              <w:spacing w:after="20"/>
-            </w:pPr>
-            <w:r>
-              <w:rPr>
-                <w:rFonts w:ascii="Courier New" w:cs="Courier New" w:eastAsia="Courier New" w:hAnsi="Courier New"/>
-                <w:sz w:val="18"/>
-                <w:szCs w:val="18"/>
-              </w:rPr>
               <w:t xml:space="preserve">with open('output.txt', 'w') as f:</w:t>
             </w:r>
           </w:p>
@@ -775,7 +1483,7 @@
                 <w:sz w:val="18"/>
                 <w:szCs w:val="18"/>
               </w:rPr>
-              <w:t xml:space="preserve"># Example 2: Writing multiple lines with writelines()</w:t>
+              <w:t xml:space="preserve"> </w:t>
             </w:r>
           </w:p>
           <w:p>
@@ -840,7 +1548,7 @@
                 <w:sz w:val="18"/>
                 <w:szCs w:val="18"/>
               </w:rPr>
-              <w:t xml:space="preserve"># Example 3: Appending to an existing file</w:t>
+              <w:t xml:space="preserve"> </w:t>
             </w:r>
           </w:p>
           <w:p>
@@ -905,7 +1613,7 @@
                 <w:sz w:val="18"/>
                 <w:szCs w:val="18"/>
               </w:rPr>
-              <w:t xml:space="preserve"># Example 4: Using write() return value</w:t>
+              <w:t xml:space="preserve"> </w:t>
             </w:r>
           </w:p>
           <w:p>
@@ -983,7 +1691,7 @@
                 <w:sz w:val="18"/>
                 <w:szCs w:val="18"/>
               </w:rPr>
-              <w:t xml:space="preserve"># Example 5: Building content and writing</w:t>
+              <w:t xml:space="preserve"> </w:t>
             </w:r>
           </w:p>
           <w:p>
@@ -1087,7 +1795,7 @@
                 <w:sz w:val="18"/>
                 <w:szCs w:val="18"/>
               </w:rPr>
-              <w:t xml:space="preserve"># Example 6: Using join() for efficient writing</w:t>
+              <w:t xml:space="preserve"> </w:t>
             </w:r>
           </w:p>
           <w:p>
@@ -1152,20 +1860,20 @@
                 <w:sz w:val="18"/>
                 <w:szCs w:val="18"/>
               </w:rPr>
-              <w:t xml:space="preserve"># Example 7: Append vs Write</w:t>
-            </w:r>
-          </w:p>
-          <w:p>
-            <w:pPr>
-              <w:spacing w:after="20"/>
-            </w:pPr>
-            <w:r>
-              <w:rPr>
-                <w:rFonts w:ascii="Courier New" w:cs="Courier New" w:eastAsia="Courier New" w:hAnsi="Courier New"/>
-                <w:sz w:val="18"/>
-                <w:szCs w:val="18"/>
-              </w:rPr>
-              <w:t xml:space="preserve"># Write mode (overwrites)</w:t>
+              <w:t xml:space="preserve"> </w:t>
+            </w:r>
+          </w:p>
+          <w:p>
+            <w:pPr>
+              <w:spacing w:after="20"/>
+            </w:pPr>
+            <w:r>
+              <w:rPr>
+                <w:rFonts w:ascii="Courier New" w:cs="Courier New" w:eastAsia="Courier New" w:hAnsi="Courier New"/>
+                <w:sz w:val="18"/>
+                <w:szCs w:val="18"/>
+              </w:rPr>
+              <w:t xml:space="preserve"> </w:t>
             </w:r>
           </w:p>
           <w:p>
@@ -1217,7 +1925,7 @@
                 <w:sz w:val="18"/>
                 <w:szCs w:val="18"/>
               </w:rPr>
-              <w:t xml:space="preserve"># This overwrites the previous content</w:t>
+              <w:t xml:space="preserve"> </w:t>
             </w:r>
           </w:p>
           <w:p>
@@ -1269,7 +1977,7 @@
                 <w:sz w:val="18"/>
                 <w:szCs w:val="18"/>
               </w:rPr>
-              <w:t xml:space="preserve"># Append mode (adds to end)</w:t>
+              <w:t xml:space="preserve"> </w:t>
             </w:r>
           </w:p>
           <w:p>
@@ -1414,7 +2122,7 @@
                 <w:sz w:val="18"/>
                 <w:szCs w:val="18"/>
               </w:rPr>
-              <w:t xml:space="preserve"># Create log entries</w:t>
+              <w:t xml:space="preserve"> </w:t>
             </w:r>
           </w:p>
           <w:p>
@@ -1505,7 +2213,7 @@
                 <w:sz w:val="18"/>
                 <w:szCs w:val="18"/>
               </w:rPr>
-              <w:t xml:space="preserve"># Append each entry with timestamp</w:t>
+              <w:t xml:space="preserve"> </w:t>
             </w:r>
           </w:p>
           <w:p>
@@ -1583,7 +2291,7 @@
                 <w:sz w:val="18"/>
                 <w:szCs w:val="18"/>
               </w:rPr>
-              <w:t xml:space="preserve"># Read and display the log</w:t>
+              <w:t xml:space="preserve"> </w:t>
             </w:r>
           </w:p>
           <w:p>
@@ -1676,19 +2384,6 @@
                 <w:sz w:val="18"/>
                 <w:szCs w:val="18"/>
               </w:rPr>
-              <w:t xml:space="preserve"># Problem 1</w:t>
-            </w:r>
-          </w:p>
-          <w:p>
-            <w:pPr>
-              <w:spacing w:after="20"/>
-            </w:pPr>
-            <w:r>
-              <w:rPr>
-                <w:rFonts w:ascii="Courier New" w:cs="Courier New" w:eastAsia="Courier New" w:hAnsi="Courier New"/>
-                <w:sz w:val="18"/>
-                <w:szCs w:val="18"/>
-              </w:rPr>
               <w:t xml:space="preserve">with open('greetings.txt', 'w') as f:</w:t>
             </w:r>
           </w:p>
@@ -1754,7 +2449,7 @@
                 <w:sz w:val="18"/>
                 <w:szCs w:val="18"/>
               </w:rPr>
-              <w:t xml:space="preserve"># Problem 2</w:t>
+              <w:t xml:space="preserve"> </w:t>
             </w:r>
           </w:p>
           <w:p>
@@ -1845,7 +2540,7 @@
                 <w:sz w:val="18"/>
                 <w:szCs w:val="18"/>
               </w:rPr>
-              <w:t xml:space="preserve"># Problem 3</w:t>
+              <w:t xml:space="preserve"> </w:t>
             </w:r>
           </w:p>
           <w:p>
@@ -2251,76 +2946,7 @@
           <w:sz w:val="20"/>
           <w:szCs w:val="20"/>
         </w:rPr>
-        <w:t xml:space="preserve">Challenge: Write a program that creates a CSV file called students.csv with columns for Name, Grade, and Score. Write 5 student records to the file using the writelines() method. &lt;details&gt; &lt;summary&gt;💡 Hints&lt;/summary&gt;</w:t>
-      </w:r>
-    </w:p>
-    <w:p>
-      <w:pPr>
-        <w:spacing w:after="80"/>
-      </w:pPr>
-      <w:r>
-        <w:rPr>
-          <w:rFonts w:ascii="Arial" w:cs="Arial" w:eastAsia="Arial" w:hAnsi="Arial"/>
-          <w:b/>
-          <w:bCs/>
-          <w:sz w:val="20"/>
-          <w:szCs w:val="20"/>
-        </w:rPr>
-        <w:t xml:space="preserve">Problem 4: </w:t>
-      </w:r>
-      <w:r>
-        <w:rPr>
-          <w:rFonts w:ascii="Arial" w:cs="Arial" w:eastAsia="Arial" w:hAnsi="Arial"/>
-          <w:sz w:val="20"/>
-          <w:szCs w:val="20"/>
-        </w:rPr>
-        <w:t xml:space="preserve">: - Use 'w' mode to create the file. - Call write() three times or use writelines() with a list. - Remember to include \n for newlines.</w:t>
-      </w:r>
-    </w:p>
-    <w:p>
-      <w:pPr>
-        <w:spacing w:after="80"/>
-      </w:pPr>
-      <w:r>
-        <w:rPr>
-          <w:rFonts w:ascii="Arial" w:cs="Arial" w:eastAsia="Arial" w:hAnsi="Arial"/>
-          <w:b/>
-          <w:bCs/>
-          <w:sz w:val="20"/>
-          <w:szCs w:val="20"/>
-        </w:rPr>
-        <w:t xml:space="preserve">Problem 5: </w:t>
-      </w:r>
-      <w:r>
-        <w:rPr>
-          <w:rFonts w:ascii="Arial" w:cs="Arial" w:eastAsia="Arial" w:hAnsi="Arial"/>
-          <w:sz w:val="20"/>
-          <w:szCs w:val="20"/>
-        </w:rPr>
-        <w:t xml:space="preserve">: - Create a list of numbers. - For each number, calculate the square. - Format the output string correctly (include newline). - Use append mode if running multiple times.</w:t>
-      </w:r>
-    </w:p>
-    <w:p>
-      <w:pPr>
-        <w:spacing w:after="80"/>
-      </w:pPr>
-      <w:r>
-        <w:rPr>
-          <w:rFonts w:ascii="Arial" w:cs="Arial" w:eastAsia="Arial" w:hAnsi="Arial"/>
-          <w:b/>
-          <w:bCs/>
-          <w:sz w:val="20"/>
-          <w:szCs w:val="20"/>
-        </w:rPr>
-        <w:t xml:space="preserve">Problem 6: </w:t>
-      </w:r>
-      <w:r>
-        <w:rPr>
-          <w:rFonts w:ascii="Arial" w:cs="Arial" w:eastAsia="Arial" w:hAnsi="Arial"/>
-          <w:sz w:val="20"/>
-          <w:szCs w:val="20"/>
-        </w:rPr>
-        <w:t xml:space="preserve">: - Start with a header row. - Create a list of formatted lines for each student. - Use writelines() to write the entire list. - Ensure proper CSV formatting (commas, newlines). &lt;/details&gt;</w:t>
+        <w:t xml:space="preserve">Challenge: Write a program that creates a CSV file called students.csv with columns for Name, Grade, and Score. Write 5 student records to the file using the writelines() method.</w:t>
       </w:r>
     </w:p>
     <w:p>

--- a/Coding 2 - year/Unit 4 - File IO & Data Processing/Daily Lesson Plans/Word/Day 3.docx
+++ b/Coding 2 - year/Unit 4 - File IO & Data Processing/Daily Lesson Plans/Word/Day 3.docx
@@ -380,7 +380,7 @@
                 <w:sz w:val="20"/>
                 <w:szCs w:val="20"/>
               </w:rPr>
-              <w:t xml:space="preserve">    What do you already know about how to write data to files using write() and writelines() methods, and append data without overwriting existing content?</w:t>
+              <w:t xml:space="preserve">    If you had to write data to files using write() and writelines() methods, and append data without overwriting existing content, what would be the very first line of code you'd write? Why?</w:t>
             </w:r>
             <w:r>
               <w:rPr>
@@ -477,7 +477,7 @@
                 <w:sz w:val="20"/>
                 <w:szCs w:val="20"/>
               </w:rPr>
-              <w:t xml:space="preserve">Today's Goal: By the end of class you will be able to write data to files using write() and writelines() methods, and append data without overwriting existing content.</w:t>
+              <w:t xml:space="preserve">Today’s Goal: By the end of class you will be able to write data to files using write() and writelines() methods, and append data without overwriting existing content.</w:t>
             </w:r>
             <w:r>
               <w:rPr>
@@ -1225,7 +1225,7 @@
                 <w:sz w:val="20"/>
                 <w:szCs w:val="20"/>
               </w:rPr>
-              <w:t xml:space="preserve">Quick Check: Write data to files using write() and writelines() methods, and append data without overwriting existing content?</w:t>
+              <w:t xml:space="preserve">Without looking at your notes, write pseudocode showing how to write data to files using write() and writelines() methods, and append data without overwriting existing content.</w:t>
             </w:r>
             <w:r>
               <w:rPr>
